--- a/Анализ дополнительных проверок (по фото).docx
+++ b/Анализ дополнительных проверок (по фото).docx
@@ -141,7 +141,7 @@
                 <w:color w:val="FFFFFF"/>
                 <w:sz w:val="18"/>
               </w:rPr>
-              <w:t>fp_sfp_code</w:t>
+              <w:t>Код ФП/СФП</w:t>
             </w:r>
           </w:p>
         </w:tc>
@@ -162,7 +162,7 @@
                 <w:color w:val="FFFFFF"/>
                 <w:sz w:val="18"/>
               </w:rPr>
-              <w:t>type</w:t>
+              <w:t>Тип</w:t>
             </w:r>
           </w:p>
         </w:tc>
@@ -183,7 +183,7 @@
                 <w:color w:val="FFFFFF"/>
                 <w:sz w:val="18"/>
               </w:rPr>
-              <w:t>count_total</w:t>
+              <w:t>Кол-во наблюдений</w:t>
             </w:r>
           </w:p>
         </w:tc>
@@ -204,7 +204,7 @@
                 <w:color w:val="FFFFFF"/>
                 <w:sz w:val="18"/>
               </w:rPr>
-              <w:t>count_default</w:t>
+              <w:t>Кол-во дефолтов</w:t>
             </w:r>
           </w:p>
         </w:tc>
@@ -225,7 +225,7 @@
                 <w:color w:val="FFFFFF"/>
                 <w:sz w:val="18"/>
               </w:rPr>
-              <w:t>default_rate</w:t>
+              <w:t>Доля дефолтов</w:t>
             </w:r>
           </w:p>
         </w:tc>
@@ -246,7 +246,7 @@
                 <w:color w:val="FFFFFF"/>
                 <w:sz w:val="18"/>
               </w:rPr>
-              <w:t>rare_flag</w:t>
+              <w:t>Флаг редкости</w:t>
             </w:r>
           </w:p>
         </w:tc>
@@ -2531,7 +2531,7 @@
           <w:color w:val="000000"/>
           <w:sz w:val="20"/>
         </w:rPr>
-        <w:t>Верхние позиции содержат как редкие экстремальные факторы (count_total=1-2), так и более устойчивые по частоте ФП (29.2, 29.1.1.1, 34). Для управленческих выводов приоритетнее факторы с большей поддержкой.</w:t>
+        <w:t>Верхние позиции содержат как редкие экстремальные факторы (кол-во наблюдений = 1-2), так и более устойчивые по частоте ФП (29.2, 29.1.1.1, 34). Для управленческих выводов приоритетнее факторы с большей поддержкой.</w:t>
       </w:r>
     </w:p>
     <w:p>
@@ -2579,7 +2579,7 @@
                 <w:color w:val="FFFFFF"/>
                 <w:sz w:val="18"/>
               </w:rPr>
-              <w:t>fp_sfp_code</w:t>
+              <w:t>Код ФП/СФП</w:t>
             </w:r>
           </w:p>
         </w:tc>
@@ -2600,7 +2600,7 @@
                 <w:color w:val="FFFFFF"/>
                 <w:sz w:val="18"/>
               </w:rPr>
-              <w:t>type</w:t>
+              <w:t>Тип</w:t>
             </w:r>
           </w:p>
         </w:tc>
@@ -2621,7 +2621,7 @@
                 <w:color w:val="FFFFFF"/>
                 <w:sz w:val="18"/>
               </w:rPr>
-              <w:t>count_total</w:t>
+              <w:t>Кол-во наблюдений</w:t>
             </w:r>
           </w:p>
         </w:tc>
@@ -2642,7 +2642,7 @@
                 <w:color w:val="FFFFFF"/>
                 <w:sz w:val="18"/>
               </w:rPr>
-              <w:t>count_default</w:t>
+              <w:t>Кол-во дефолтов</w:t>
             </w:r>
           </w:p>
         </w:tc>
@@ -2663,7 +2663,7 @@
                 <w:color w:val="FFFFFF"/>
                 <w:sz w:val="18"/>
               </w:rPr>
-              <w:t>default_rate</w:t>
+              <w:t>Доля дефолтов</w:t>
             </w:r>
           </w:p>
         </w:tc>
@@ -2684,7 +2684,7 @@
                 <w:color w:val="FFFFFF"/>
                 <w:sz w:val="18"/>
               </w:rPr>
-              <w:t>rare_flag</w:t>
+              <w:t>Флаг редкости</w:t>
             </w:r>
           </w:p>
         </w:tc>
@@ -3855,7 +3855,7 @@
                 <w:color w:val="FFFFFF"/>
                 <w:sz w:val="18"/>
               </w:rPr>
-              <w:t>fp_sfp_code</w:t>
+              <w:t>Код ФП/СФП</w:t>
             </w:r>
           </w:p>
         </w:tc>
@@ -3876,7 +3876,7 @@
                 <w:color w:val="FFFFFF"/>
                 <w:sz w:val="18"/>
               </w:rPr>
-              <w:t>type</w:t>
+              <w:t>Тип</w:t>
             </w:r>
           </w:p>
         </w:tc>
@@ -3897,7 +3897,7 @@
                 <w:color w:val="FFFFFF"/>
                 <w:sz w:val="18"/>
               </w:rPr>
-              <w:t>count_total</w:t>
+              <w:t>Кол-во наблюдений</w:t>
             </w:r>
           </w:p>
         </w:tc>
@@ -3918,7 +3918,7 @@
                 <w:color w:val="FFFFFF"/>
                 <w:sz w:val="18"/>
               </w:rPr>
-              <w:t>count_default</w:t>
+              <w:t>Кол-во дефолтов</w:t>
             </w:r>
           </w:p>
         </w:tc>
@@ -3939,7 +3939,7 @@
                 <w:color w:val="FFFFFF"/>
                 <w:sz w:val="18"/>
               </w:rPr>
-              <w:t>default_rate</w:t>
+              <w:t>Доля дефолтов</w:t>
             </w:r>
           </w:p>
         </w:tc>
@@ -3960,7 +3960,7 @@
                 <w:color w:val="FFFFFF"/>
                 <w:sz w:val="18"/>
               </w:rPr>
-              <w:t>rare_flag</w:t>
+              <w:t>Флаг редкости</w:t>
             </w:r>
           </w:p>
         </w:tc>
@@ -5424,7 +5424,7 @@
                 <w:color w:val="FFFFFF"/>
                 <w:sz w:val="18"/>
               </w:rPr>
-              <w:t>fp_sfp_code</w:t>
+              <w:t>Код ФП/СФП</w:t>
             </w:r>
           </w:p>
         </w:tc>
@@ -5445,7 +5445,7 @@
                 <w:color w:val="FFFFFF"/>
                 <w:sz w:val="18"/>
               </w:rPr>
-              <w:t>type</w:t>
+              <w:t>Тип</w:t>
             </w:r>
           </w:p>
         </w:tc>
@@ -5466,7 +5466,7 @@
                 <w:color w:val="FFFFFF"/>
                 <w:sz w:val="18"/>
               </w:rPr>
-              <w:t>count_total</w:t>
+              <w:t>Кол-во наблюдений</w:t>
             </w:r>
           </w:p>
         </w:tc>
@@ -5487,7 +5487,7 @@
                 <w:color w:val="FFFFFF"/>
                 <w:sz w:val="18"/>
               </w:rPr>
-              <w:t>count_target</w:t>
+              <w:t>Кол-во целевых исходов</w:t>
             </w:r>
           </w:p>
         </w:tc>
@@ -5508,7 +5508,7 @@
                 <w:color w:val="FFFFFF"/>
                 <w:sz w:val="18"/>
               </w:rPr>
-              <w:t>rate</w:t>
+              <w:t>Доля целевых исходов</w:t>
             </w:r>
           </w:p>
         </w:tc>
@@ -5529,7 +5529,7 @@
                 <w:color w:val="FFFFFF"/>
                 <w:sz w:val="18"/>
               </w:rPr>
-              <w:t>rare_flag</w:t>
+              <w:t>Флаг редкости</w:t>
             </w:r>
           </w:p>
         </w:tc>
@@ -6700,7 +6700,7 @@
                 <w:color w:val="FFFFFF"/>
                 <w:sz w:val="18"/>
               </w:rPr>
-              <w:t>fp_sfp_code</w:t>
+              <w:t>Код ФП/СФП</w:t>
             </w:r>
           </w:p>
         </w:tc>
@@ -6721,7 +6721,7 @@
                 <w:color w:val="FFFFFF"/>
                 <w:sz w:val="18"/>
               </w:rPr>
-              <w:t>type</w:t>
+              <w:t>Тип</w:t>
             </w:r>
           </w:p>
         </w:tc>
@@ -6742,7 +6742,7 @@
                 <w:color w:val="FFFFFF"/>
                 <w:sz w:val="18"/>
               </w:rPr>
-              <w:t>count_total</w:t>
+              <w:t>Кол-во наблюдений</w:t>
             </w:r>
           </w:p>
         </w:tc>
@@ -6763,7 +6763,7 @@
                 <w:color w:val="FFFFFF"/>
                 <w:sz w:val="18"/>
               </w:rPr>
-              <w:t>count_target</w:t>
+              <w:t>Кол-во целевых исходов</w:t>
             </w:r>
           </w:p>
         </w:tc>
@@ -6784,7 +6784,7 @@
                 <w:color w:val="FFFFFF"/>
                 <w:sz w:val="18"/>
               </w:rPr>
-              <w:t>rate</w:t>
+              <w:t>Доля целевых исходов</w:t>
             </w:r>
           </w:p>
         </w:tc>
@@ -6805,7 +6805,7 @@
                 <w:color w:val="FFFFFF"/>
                 <w:sz w:val="18"/>
               </w:rPr>
-              <w:t>rare_flag</w:t>
+              <w:t>Флаг редкости</w:t>
             </w:r>
           </w:p>
         </w:tc>
@@ -7987,7 +7987,7 @@
                 <w:color w:val="FFFFFF"/>
                 <w:sz w:val="18"/>
               </w:rPr>
-              <w:t>fp_sfp_code</w:t>
+              <w:t>Код ФП/СФП</w:t>
             </w:r>
           </w:p>
         </w:tc>
@@ -8008,7 +8008,7 @@
                 <w:color w:val="FFFFFF"/>
                 <w:sz w:val="18"/>
               </w:rPr>
-              <w:t>type</w:t>
+              <w:t>Тип</w:t>
             </w:r>
           </w:p>
         </w:tc>
@@ -8029,7 +8029,7 @@
                 <w:color w:val="FFFFFF"/>
                 <w:sz w:val="18"/>
               </w:rPr>
-              <w:t>count_total</w:t>
+              <w:t>Кол-во наблюдений</w:t>
             </w:r>
           </w:p>
         </w:tc>
@@ -8050,7 +8050,7 @@
                 <w:color w:val="FFFFFF"/>
                 <w:sz w:val="18"/>
               </w:rPr>
-              <w:t>count_target</w:t>
+              <w:t>Кол-во целевых исходов</w:t>
             </w:r>
           </w:p>
         </w:tc>
@@ -8071,7 +8071,7 @@
                 <w:color w:val="FFFFFF"/>
                 <w:sz w:val="18"/>
               </w:rPr>
-              <w:t>rate</w:t>
+              <w:t>Доля целевых исходов</w:t>
             </w:r>
           </w:p>
         </w:tc>
@@ -8092,7 +8092,7 @@
                 <w:color w:val="FFFFFF"/>
                 <w:sz w:val="18"/>
               </w:rPr>
-              <w:t>rare_flag</w:t>
+              <w:t>Флаг редкости</w:t>
             </w:r>
           </w:p>
         </w:tc>
@@ -9263,7 +9263,7 @@
                 <w:color w:val="FFFFFF"/>
                 <w:sz w:val="18"/>
               </w:rPr>
-              <w:t>fp_sfp_code</w:t>
+              <w:t>Код ФП/СФП</w:t>
             </w:r>
           </w:p>
         </w:tc>
@@ -9284,7 +9284,7 @@
                 <w:color w:val="FFFFFF"/>
                 <w:sz w:val="18"/>
               </w:rPr>
-              <w:t>type</w:t>
+              <w:t>Тип</w:t>
             </w:r>
           </w:p>
         </w:tc>
@@ -9305,7 +9305,7 @@
                 <w:color w:val="FFFFFF"/>
                 <w:sz w:val="18"/>
               </w:rPr>
-              <w:t>count_total</w:t>
+              <w:t>Кол-во наблюдений</w:t>
             </w:r>
           </w:p>
         </w:tc>
@@ -9326,7 +9326,7 @@
                 <w:color w:val="FFFFFF"/>
                 <w:sz w:val="18"/>
               </w:rPr>
-              <w:t>count_target</w:t>
+              <w:t>Кол-во целевых исходов</w:t>
             </w:r>
           </w:p>
         </w:tc>
@@ -9347,7 +9347,7 @@
                 <w:color w:val="FFFFFF"/>
                 <w:sz w:val="18"/>
               </w:rPr>
-              <w:t>rate</w:t>
+              <w:t>Доля целевых исходов</w:t>
             </w:r>
           </w:p>
         </w:tc>
@@ -9368,7 +9368,7 @@
                 <w:color w:val="FFFFFF"/>
                 <w:sz w:val="18"/>
               </w:rPr>
-              <w:t>rare_flag</w:t>
+              <w:t>Флаг редкости</w:t>
             </w:r>
           </w:p>
         </w:tc>
@@ -10550,7 +10550,7 @@
                 <w:color w:val="FFFFFF"/>
                 <w:sz w:val="18"/>
               </w:rPr>
-              <w:t>fp_sfp_code</w:t>
+              <w:t>Код ФП/СФП</w:t>
             </w:r>
           </w:p>
         </w:tc>
@@ -10571,7 +10571,7 @@
                 <w:color w:val="FFFFFF"/>
                 <w:sz w:val="18"/>
               </w:rPr>
-              <w:t>type</w:t>
+              <w:t>Тип</w:t>
             </w:r>
           </w:p>
         </w:tc>
@@ -10592,7 +10592,7 @@
                 <w:color w:val="FFFFFF"/>
                 <w:sz w:val="18"/>
               </w:rPr>
-              <w:t>count_total</w:t>
+              <w:t>Кол-во наблюдений</w:t>
             </w:r>
           </w:p>
         </w:tc>
@@ -10613,7 +10613,7 @@
                 <w:color w:val="FFFFFF"/>
                 <w:sz w:val="18"/>
               </w:rPr>
-              <w:t>count_target</w:t>
+              <w:t>Кол-во целевых исходов</w:t>
             </w:r>
           </w:p>
         </w:tc>
@@ -10634,7 +10634,7 @@
                 <w:color w:val="FFFFFF"/>
                 <w:sz w:val="18"/>
               </w:rPr>
-              <w:t>rate</w:t>
+              <w:t>Доля целевых исходов</w:t>
             </w:r>
           </w:p>
         </w:tc>
@@ -10655,7 +10655,7 @@
                 <w:color w:val="FFFFFF"/>
                 <w:sz w:val="18"/>
               </w:rPr>
-              <w:t>rare_flag</w:t>
+              <w:t>Флаг редкости</w:t>
             </w:r>
           </w:p>
         </w:tc>
@@ -11826,7 +11826,7 @@
                 <w:color w:val="FFFFFF"/>
                 <w:sz w:val="18"/>
               </w:rPr>
-              <w:t>fp_sfp_code</w:t>
+              <w:t>Код ФП/СФП</w:t>
             </w:r>
           </w:p>
         </w:tc>
@@ -11847,7 +11847,7 @@
                 <w:color w:val="FFFFFF"/>
                 <w:sz w:val="18"/>
               </w:rPr>
-              <w:t>type</w:t>
+              <w:t>Тип</w:t>
             </w:r>
           </w:p>
         </w:tc>
@@ -11868,7 +11868,7 @@
                 <w:color w:val="FFFFFF"/>
                 <w:sz w:val="18"/>
               </w:rPr>
-              <w:t>count_total</w:t>
+              <w:t>Кол-во наблюдений</w:t>
             </w:r>
           </w:p>
         </w:tc>
@@ -11889,7 +11889,7 @@
                 <w:color w:val="FFFFFF"/>
                 <w:sz w:val="18"/>
               </w:rPr>
-              <w:t>count_target</w:t>
+              <w:t>Кол-во целевых исходов</w:t>
             </w:r>
           </w:p>
         </w:tc>
@@ -11910,7 +11910,7 @@
                 <w:color w:val="FFFFFF"/>
                 <w:sz w:val="18"/>
               </w:rPr>
-              <w:t>rate</w:t>
+              <w:t>Доля целевых исходов</w:t>
             </w:r>
           </w:p>
         </w:tc>
@@ -11931,7 +11931,7 @@
                 <w:color w:val="FFFFFF"/>
                 <w:sz w:val="18"/>
               </w:rPr>
-              <w:t>rare_flag</w:t>
+              <w:t>Флаг редкости</w:t>
             </w:r>
           </w:p>
         </w:tc>
@@ -12093,7 +12093,7 @@
                 <w:color w:val="FFFFFF"/>
                 <w:sz w:val="18"/>
               </w:rPr>
-              <w:t>fp_sfp_code</w:t>
+              <w:t>Код ФП/СФП</w:t>
             </w:r>
           </w:p>
         </w:tc>
@@ -12114,7 +12114,7 @@
                 <w:color w:val="FFFFFF"/>
                 <w:sz w:val="18"/>
               </w:rPr>
-              <w:t>type</w:t>
+              <w:t>Тип</w:t>
             </w:r>
           </w:p>
         </w:tc>
@@ -12135,7 +12135,7 @@
                 <w:color w:val="FFFFFF"/>
                 <w:sz w:val="18"/>
               </w:rPr>
-              <w:t>count_total</w:t>
+              <w:t>Кол-во наблюдений</w:t>
             </w:r>
           </w:p>
         </w:tc>
@@ -12156,7 +12156,7 @@
                 <w:color w:val="FFFFFF"/>
                 <w:sz w:val="18"/>
               </w:rPr>
-              <w:t>count_target</w:t>
+              <w:t>Кол-во целевых исходов</w:t>
             </w:r>
           </w:p>
         </w:tc>
@@ -12177,7 +12177,7 @@
                 <w:color w:val="FFFFFF"/>
                 <w:sz w:val="18"/>
               </w:rPr>
-              <w:t>rate</w:t>
+              <w:t>Доля целевых исходов</w:t>
             </w:r>
           </w:p>
         </w:tc>
@@ -12198,7 +12198,7 @@
                 <w:color w:val="FFFFFF"/>
                 <w:sz w:val="18"/>
               </w:rPr>
-              <w:t>rare_flag</w:t>
+              <w:t>Флаг редкости</w:t>
             </w:r>
           </w:p>
         </w:tc>
@@ -13369,7 +13369,7 @@
                 <w:color w:val="FFFFFF"/>
                 <w:sz w:val="18"/>
               </w:rPr>
-              <w:t>fp_sfp_code</w:t>
+              <w:t>Код ФП/СФП</w:t>
             </w:r>
           </w:p>
         </w:tc>
@@ -13390,7 +13390,7 @@
                 <w:color w:val="FFFFFF"/>
                 <w:sz w:val="18"/>
               </w:rPr>
-              <w:t>type</w:t>
+              <w:t>Тип</w:t>
             </w:r>
           </w:p>
         </w:tc>
@@ -13411,7 +13411,7 @@
                 <w:color w:val="FFFFFF"/>
                 <w:sz w:val="18"/>
               </w:rPr>
-              <w:t>count_total</w:t>
+              <w:t>Кол-во наблюдений</w:t>
             </w:r>
           </w:p>
         </w:tc>
@@ -13432,7 +13432,7 @@
                 <w:color w:val="FFFFFF"/>
                 <w:sz w:val="18"/>
               </w:rPr>
-              <w:t>count_target</w:t>
+              <w:t>Кол-во целевых исходов</w:t>
             </w:r>
           </w:p>
         </w:tc>
@@ -13453,7 +13453,7 @@
                 <w:color w:val="FFFFFF"/>
                 <w:sz w:val="18"/>
               </w:rPr>
-              <w:t>rate</w:t>
+              <w:t>Доля целевых исходов</w:t>
             </w:r>
           </w:p>
         </w:tc>
@@ -13474,7 +13474,7 @@
                 <w:color w:val="FFFFFF"/>
                 <w:sz w:val="18"/>
               </w:rPr>
-              <w:t>rare_flag</w:t>
+              <w:t>Флаг редкости</w:t>
             </w:r>
           </w:p>
         </w:tc>
@@ -13668,7 +13668,7 @@
                 <w:color w:val="FFFFFF"/>
                 <w:sz w:val="18"/>
               </w:rPr>
-              <w:t>fp_sfp_code</w:t>
+              <w:t>Код ФП/СФП</w:t>
             </w:r>
           </w:p>
         </w:tc>
@@ -13689,7 +13689,7 @@
                 <w:color w:val="FFFFFF"/>
                 <w:sz w:val="18"/>
               </w:rPr>
-              <w:t>type</w:t>
+              <w:t>Тип</w:t>
             </w:r>
           </w:p>
         </w:tc>
@@ -13710,7 +13710,7 @@
                 <w:color w:val="FFFFFF"/>
                 <w:sz w:val="18"/>
               </w:rPr>
-              <w:t>count_total</w:t>
+              <w:t>Кол-во наблюдений</w:t>
             </w:r>
           </w:p>
         </w:tc>
@@ -13731,7 +13731,7 @@
                 <w:color w:val="FFFFFF"/>
                 <w:sz w:val="18"/>
               </w:rPr>
-              <w:t>count_default</w:t>
+              <w:t>Кол-во дефолтов</w:t>
             </w:r>
           </w:p>
         </w:tc>
@@ -13752,7 +13752,7 @@
                 <w:color w:val="FFFFFF"/>
                 <w:sz w:val="18"/>
               </w:rPr>
-              <w:t>default_rate</w:t>
+              <w:t>Доля дефолтов</w:t>
             </w:r>
           </w:p>
         </w:tc>
@@ -13773,7 +13773,7 @@
                 <w:color w:val="FFFFFF"/>
                 <w:sz w:val="18"/>
               </w:rPr>
-              <w:t>rare_flag</w:t>
+              <w:t>Флаг редкости</w:t>
             </w:r>
           </w:p>
         </w:tc>
@@ -16085,7 +16085,7 @@
                 <w:color w:val="FFFFFF"/>
                 <w:sz w:val="18"/>
               </w:rPr>
-              <w:t>fp_sfp_code</w:t>
+              <w:t>Код ФП/СФП</w:t>
             </w:r>
           </w:p>
         </w:tc>
@@ -16106,7 +16106,7 @@
                 <w:color w:val="FFFFFF"/>
                 <w:sz w:val="18"/>
               </w:rPr>
-              <w:t>type</w:t>
+              <w:t>Тип</w:t>
             </w:r>
           </w:p>
         </w:tc>
@@ -16127,7 +16127,7 @@
                 <w:color w:val="FFFFFF"/>
                 <w:sz w:val="18"/>
               </w:rPr>
-              <w:t>count_total</w:t>
+              <w:t>Кол-во наблюдений</w:t>
             </w:r>
           </w:p>
         </w:tc>
@@ -16148,7 +16148,7 @@
                 <w:color w:val="FFFFFF"/>
                 <w:sz w:val="18"/>
               </w:rPr>
-              <w:t>count_default</w:t>
+              <w:t>Кол-во дефолтов</w:t>
             </w:r>
           </w:p>
         </w:tc>
@@ -16169,7 +16169,7 @@
                 <w:color w:val="FFFFFF"/>
                 <w:sz w:val="18"/>
               </w:rPr>
-              <w:t>default_rate</w:t>
+              <w:t>Доля дефолтов</w:t>
             </w:r>
           </w:p>
         </w:tc>
@@ -16190,7 +16190,7 @@
                 <w:color w:val="FFFFFF"/>
                 <w:sz w:val="18"/>
               </w:rPr>
-              <w:t>rare_flag</w:t>
+              <w:t>Флаг редкости</w:t>
             </w:r>
           </w:p>
         </w:tc>
@@ -17361,7 +17361,7 @@
                 <w:color w:val="FFFFFF"/>
                 <w:sz w:val="18"/>
               </w:rPr>
-              <w:t>fp_sfp_code</w:t>
+              <w:t>Код ФП/СФП</w:t>
             </w:r>
           </w:p>
         </w:tc>
@@ -17382,7 +17382,7 @@
                 <w:color w:val="FFFFFF"/>
                 <w:sz w:val="18"/>
               </w:rPr>
-              <w:t>type</w:t>
+              <w:t>Тип</w:t>
             </w:r>
           </w:p>
         </w:tc>
@@ -17403,7 +17403,7 @@
                 <w:color w:val="FFFFFF"/>
                 <w:sz w:val="18"/>
               </w:rPr>
-              <w:t>count_total</w:t>
+              <w:t>Кол-во наблюдений</w:t>
             </w:r>
           </w:p>
         </w:tc>
@@ -17424,7 +17424,7 @@
                 <w:color w:val="FFFFFF"/>
                 <w:sz w:val="18"/>
               </w:rPr>
-              <w:t>count_default</w:t>
+              <w:t>Кол-во дефолтов</w:t>
             </w:r>
           </w:p>
         </w:tc>
@@ -17445,7 +17445,7 @@
                 <w:color w:val="FFFFFF"/>
                 <w:sz w:val="18"/>
               </w:rPr>
-              <w:t>default_rate</w:t>
+              <w:t>Доля дефолтов</w:t>
             </w:r>
           </w:p>
         </w:tc>
@@ -17466,7 +17466,7 @@
                 <w:color w:val="FFFFFF"/>
                 <w:sz w:val="18"/>
               </w:rPr>
-              <w:t>rare_flag</w:t>
+              <w:t>Флаг редкости</w:t>
             </w:r>
           </w:p>
         </w:tc>
@@ -18644,7 +18644,7 @@
         <w:br/>
         <w:t>2) Мониторинг демонстрирует высокий массив положительных исходов, но отдельные ФП/СФП остаются точками устойчивого негатива.</w:t>
         <w:br/>
-        <w:t>3) Редкие факторы (rare_flag=True) требуют осторожной интерпретации и накопления наблюдений до принятия регуляторных решений.</w:t>
+        <w:t>3) Редкие факторы (флаг редкости = True) требуют осторожной интерпретации и накопления наблюдений до принятия регуляторных решений.</w:t>
       </w:r>
     </w:p>
     <w:sectPr>

--- a/Анализ дополнительных проверок (по фото).docx
+++ b/Анализ дополнительных проверок (по фото).docx
@@ -356,7 +356,7 @@
                 <w:color w:val="000000"/>
                 <w:sz w:val="18"/>
               </w:rPr>
-              <w:t>True</w:t>
+              <w:t>Да</w:t>
             </w:r>
           </w:p>
         </w:tc>
@@ -472,7 +472,7 @@
                 <w:color w:val="000000"/>
                 <w:sz w:val="18"/>
               </w:rPr>
-              <w:t>True</w:t>
+              <w:t>Да</w:t>
             </w:r>
           </w:p>
         </w:tc>
@@ -582,7 +582,7 @@
                 <w:color w:val="000000"/>
                 <w:sz w:val="18"/>
               </w:rPr>
-              <w:t>True</w:t>
+              <w:t>Да</w:t>
             </w:r>
           </w:p>
         </w:tc>
@@ -698,7 +698,7 @@
                 <w:color w:val="000000"/>
                 <w:sz w:val="18"/>
               </w:rPr>
-              <w:t>True</w:t>
+              <w:t>Да</w:t>
             </w:r>
           </w:p>
         </w:tc>
@@ -808,7 +808,7 @@
                 <w:color w:val="000000"/>
                 <w:sz w:val="18"/>
               </w:rPr>
-              <w:t>True</w:t>
+              <w:t>Да</w:t>
             </w:r>
           </w:p>
         </w:tc>
@@ -924,7 +924,7 @@
                 <w:color w:val="000000"/>
                 <w:sz w:val="18"/>
               </w:rPr>
-              <w:t>True</w:t>
+              <w:t>Да</w:t>
             </w:r>
           </w:p>
         </w:tc>
@@ -1034,7 +1034,7 @@
                 <w:color w:val="000000"/>
                 <w:sz w:val="18"/>
               </w:rPr>
-              <w:t>False</w:t>
+              <w:t>Нет</w:t>
             </w:r>
           </w:p>
         </w:tc>
@@ -1150,7 +1150,7 @@
                 <w:color w:val="000000"/>
                 <w:sz w:val="18"/>
               </w:rPr>
-              <w:t>False</w:t>
+              <w:t>Нет</w:t>
             </w:r>
           </w:p>
         </w:tc>
@@ -1260,7 +1260,7 @@
                 <w:color w:val="000000"/>
                 <w:sz w:val="18"/>
               </w:rPr>
-              <w:t>False</w:t>
+              <w:t>Нет</w:t>
             </w:r>
           </w:p>
         </w:tc>
@@ -1376,7 +1376,7 @@
                 <w:color w:val="000000"/>
                 <w:sz w:val="18"/>
               </w:rPr>
-              <w:t>True</w:t>
+              <w:t>Да</w:t>
             </w:r>
           </w:p>
         </w:tc>
@@ -1486,7 +1486,7 @@
                 <w:color w:val="000000"/>
                 <w:sz w:val="18"/>
               </w:rPr>
-              <w:t>True</w:t>
+              <w:t>Да</w:t>
             </w:r>
           </w:p>
         </w:tc>
@@ -1602,7 +1602,7 @@
                 <w:color w:val="000000"/>
                 <w:sz w:val="18"/>
               </w:rPr>
-              <w:t>False</w:t>
+              <w:t>Нет</w:t>
             </w:r>
           </w:p>
         </w:tc>
@@ -1712,7 +1712,7 @@
                 <w:color w:val="000000"/>
                 <w:sz w:val="18"/>
               </w:rPr>
-              <w:t>False</w:t>
+              <w:t>Нет</w:t>
             </w:r>
           </w:p>
         </w:tc>
@@ -1828,7 +1828,7 @@
                 <w:color w:val="000000"/>
                 <w:sz w:val="18"/>
               </w:rPr>
-              <w:t>True</w:t>
+              <w:t>Да</w:t>
             </w:r>
           </w:p>
         </w:tc>
@@ -1938,7 +1938,7 @@
                 <w:color w:val="000000"/>
                 <w:sz w:val="18"/>
               </w:rPr>
-              <w:t>True</w:t>
+              <w:t>Да</w:t>
             </w:r>
           </w:p>
         </w:tc>
@@ -2054,7 +2054,7 @@
                 <w:color w:val="000000"/>
                 <w:sz w:val="18"/>
               </w:rPr>
-              <w:t>True</w:t>
+              <w:t>Да</w:t>
             </w:r>
           </w:p>
         </w:tc>
@@ -2164,7 +2164,7 @@
                 <w:color w:val="000000"/>
                 <w:sz w:val="18"/>
               </w:rPr>
-              <w:t>False</w:t>
+              <w:t>Нет</w:t>
             </w:r>
           </w:p>
         </w:tc>
@@ -2280,7 +2280,7 @@
                 <w:color w:val="000000"/>
                 <w:sz w:val="18"/>
               </w:rPr>
-              <w:t>False</w:t>
+              <w:t>Нет</w:t>
             </w:r>
           </w:p>
         </w:tc>
@@ -2390,7 +2390,7 @@
                 <w:color w:val="000000"/>
                 <w:sz w:val="18"/>
               </w:rPr>
-              <w:t>False</w:t>
+              <w:t>Нет</w:t>
             </w:r>
           </w:p>
         </w:tc>
@@ -2506,7 +2506,7 @@
                 <w:color w:val="000000"/>
                 <w:sz w:val="18"/>
               </w:rPr>
-              <w:t>False</w:t>
+              <w:t>Нет</w:t>
             </w:r>
           </w:p>
         </w:tc>
@@ -2794,7 +2794,7 @@
                 <w:color w:val="000000"/>
                 <w:sz w:val="18"/>
               </w:rPr>
-              <w:t>False</w:t>
+              <w:t>Нет</w:t>
             </w:r>
           </w:p>
         </w:tc>
@@ -2910,7 +2910,7 @@
                 <w:color w:val="000000"/>
                 <w:sz w:val="18"/>
               </w:rPr>
-              <w:t>False</w:t>
+              <w:t>Нет</w:t>
             </w:r>
           </w:p>
         </w:tc>
@@ -3020,7 +3020,7 @@
                 <w:color w:val="000000"/>
                 <w:sz w:val="18"/>
               </w:rPr>
-              <w:t>False</w:t>
+              <w:t>Нет</w:t>
             </w:r>
           </w:p>
         </w:tc>
@@ -3136,7 +3136,7 @@
                 <w:color w:val="000000"/>
                 <w:sz w:val="18"/>
               </w:rPr>
-              <w:t>False</w:t>
+              <w:t>Нет</w:t>
             </w:r>
           </w:p>
         </w:tc>
@@ -3246,7 +3246,7 @@
                 <w:color w:val="000000"/>
                 <w:sz w:val="18"/>
               </w:rPr>
-              <w:t>False</w:t>
+              <w:t>Нет</w:t>
             </w:r>
           </w:p>
         </w:tc>
@@ -3362,7 +3362,7 @@
                 <w:color w:val="000000"/>
                 <w:sz w:val="18"/>
               </w:rPr>
-              <w:t>False</w:t>
+              <w:t>Нет</w:t>
             </w:r>
           </w:p>
         </w:tc>
@@ -3472,7 +3472,7 @@
                 <w:color w:val="000000"/>
                 <w:sz w:val="18"/>
               </w:rPr>
-              <w:t>False</w:t>
+              <w:t>Нет</w:t>
             </w:r>
           </w:p>
         </w:tc>
@@ -3588,7 +3588,7 @@
                 <w:color w:val="000000"/>
                 <w:sz w:val="18"/>
               </w:rPr>
-              <w:t>False</w:t>
+              <w:t>Нет</w:t>
             </w:r>
           </w:p>
         </w:tc>
@@ -3698,7 +3698,7 @@
                 <w:color w:val="000000"/>
                 <w:sz w:val="18"/>
               </w:rPr>
-              <w:t>False</w:t>
+              <w:t>Нет</w:t>
             </w:r>
           </w:p>
         </w:tc>
@@ -3814,7 +3814,7 @@
                 <w:color w:val="000000"/>
                 <w:sz w:val="18"/>
               </w:rPr>
-              <w:t>False</w:t>
+              <w:t>Нет</w:t>
             </w:r>
           </w:p>
         </w:tc>
@@ -4070,7 +4070,7 @@
                 <w:color w:val="000000"/>
                 <w:sz w:val="18"/>
               </w:rPr>
-              <w:t>False</w:t>
+              <w:t>Нет</w:t>
             </w:r>
           </w:p>
         </w:tc>
@@ -4186,7 +4186,7 @@
                 <w:color w:val="000000"/>
                 <w:sz w:val="18"/>
               </w:rPr>
-              <w:t>False</w:t>
+              <w:t>Нет</w:t>
             </w:r>
           </w:p>
         </w:tc>
@@ -4296,7 +4296,7 @@
                 <w:color w:val="000000"/>
                 <w:sz w:val="18"/>
               </w:rPr>
-              <w:t>False</w:t>
+              <w:t>Нет</w:t>
             </w:r>
           </w:p>
         </w:tc>
@@ -4412,7 +4412,7 @@
                 <w:color w:val="000000"/>
                 <w:sz w:val="18"/>
               </w:rPr>
-              <w:t>False</w:t>
+              <w:t>Нет</w:t>
             </w:r>
           </w:p>
         </w:tc>
@@ -4522,7 +4522,7 @@
                 <w:color w:val="000000"/>
                 <w:sz w:val="18"/>
               </w:rPr>
-              <w:t>False</w:t>
+              <w:t>Нет</w:t>
             </w:r>
           </w:p>
         </w:tc>
@@ -4638,7 +4638,7 @@
                 <w:color w:val="000000"/>
                 <w:sz w:val="18"/>
               </w:rPr>
-              <w:t>False</w:t>
+              <w:t>Нет</w:t>
             </w:r>
           </w:p>
         </w:tc>
@@ -4748,7 +4748,7 @@
                 <w:color w:val="000000"/>
                 <w:sz w:val="18"/>
               </w:rPr>
-              <w:t>False</w:t>
+              <w:t>Нет</w:t>
             </w:r>
           </w:p>
         </w:tc>
@@ -4864,7 +4864,7 @@
                 <w:color w:val="000000"/>
                 <w:sz w:val="18"/>
               </w:rPr>
-              <w:t>True</w:t>
+              <w:t>Да</w:t>
             </w:r>
           </w:p>
         </w:tc>
@@ -4974,7 +4974,7 @@
                 <w:color w:val="000000"/>
                 <w:sz w:val="18"/>
               </w:rPr>
-              <w:t>True</w:t>
+              <w:t>Да</w:t>
             </w:r>
           </w:p>
         </w:tc>
@@ -5090,7 +5090,7 @@
                 <w:color w:val="000000"/>
                 <w:sz w:val="18"/>
               </w:rPr>
-              <w:t>True</w:t>
+              <w:t>Да</w:t>
             </w:r>
           </w:p>
         </w:tc>
@@ -5639,7 +5639,7 @@
                 <w:color w:val="000000"/>
                 <w:sz w:val="18"/>
               </w:rPr>
-              <w:t>False</w:t>
+              <w:t>Нет</w:t>
             </w:r>
           </w:p>
         </w:tc>
@@ -5755,7 +5755,7 @@
                 <w:color w:val="000000"/>
                 <w:sz w:val="18"/>
               </w:rPr>
-              <w:t>False</w:t>
+              <w:t>Нет</w:t>
             </w:r>
           </w:p>
         </w:tc>
@@ -5865,7 +5865,7 @@
                 <w:color w:val="000000"/>
                 <w:sz w:val="18"/>
               </w:rPr>
-              <w:t>False</w:t>
+              <w:t>Нет</w:t>
             </w:r>
           </w:p>
         </w:tc>
@@ -5981,7 +5981,7 @@
                 <w:color w:val="000000"/>
                 <w:sz w:val="18"/>
               </w:rPr>
-              <w:t>False</w:t>
+              <w:t>Нет</w:t>
             </w:r>
           </w:p>
         </w:tc>
@@ -6091,7 +6091,7 @@
                 <w:color w:val="000000"/>
                 <w:sz w:val="18"/>
               </w:rPr>
-              <w:t>False</w:t>
+              <w:t>Нет</w:t>
             </w:r>
           </w:p>
         </w:tc>
@@ -6207,7 +6207,7 @@
                 <w:color w:val="000000"/>
                 <w:sz w:val="18"/>
               </w:rPr>
-              <w:t>False</w:t>
+              <w:t>Нет</w:t>
             </w:r>
           </w:p>
         </w:tc>
@@ -6317,7 +6317,7 @@
                 <w:color w:val="000000"/>
                 <w:sz w:val="18"/>
               </w:rPr>
-              <w:t>False</w:t>
+              <w:t>Нет</w:t>
             </w:r>
           </w:p>
         </w:tc>
@@ -6433,7 +6433,7 @@
                 <w:color w:val="000000"/>
                 <w:sz w:val="18"/>
               </w:rPr>
-              <w:t>False</w:t>
+              <w:t>Нет</w:t>
             </w:r>
           </w:p>
         </w:tc>
@@ -6543,7 +6543,7 @@
                 <w:color w:val="000000"/>
                 <w:sz w:val="18"/>
               </w:rPr>
-              <w:t>False</w:t>
+              <w:t>Нет</w:t>
             </w:r>
           </w:p>
         </w:tc>
@@ -6659,7 +6659,7 @@
                 <w:color w:val="000000"/>
                 <w:sz w:val="18"/>
               </w:rPr>
-              <w:t>False</w:t>
+              <w:t>Нет</w:t>
             </w:r>
           </w:p>
         </w:tc>
@@ -6915,7 +6915,7 @@
                 <w:color w:val="000000"/>
                 <w:sz w:val="18"/>
               </w:rPr>
-              <w:t>False</w:t>
+              <w:t>Нет</w:t>
             </w:r>
           </w:p>
         </w:tc>
@@ -7031,7 +7031,7 @@
                 <w:color w:val="000000"/>
                 <w:sz w:val="18"/>
               </w:rPr>
-              <w:t>False</w:t>
+              <w:t>Нет</w:t>
             </w:r>
           </w:p>
         </w:tc>
@@ -7141,7 +7141,7 @@
                 <w:color w:val="000000"/>
                 <w:sz w:val="18"/>
               </w:rPr>
-              <w:t>False</w:t>
+              <w:t>Нет</w:t>
             </w:r>
           </w:p>
         </w:tc>
@@ -7257,7 +7257,7 @@
                 <w:color w:val="000000"/>
                 <w:sz w:val="18"/>
               </w:rPr>
-              <w:t>False</w:t>
+              <w:t>Нет</w:t>
             </w:r>
           </w:p>
         </w:tc>
@@ -7367,7 +7367,7 @@
                 <w:color w:val="000000"/>
                 <w:sz w:val="18"/>
               </w:rPr>
-              <w:t>False</w:t>
+              <w:t>Нет</w:t>
             </w:r>
           </w:p>
         </w:tc>
@@ -7483,7 +7483,7 @@
                 <w:color w:val="000000"/>
                 <w:sz w:val="18"/>
               </w:rPr>
-              <w:t>False</w:t>
+              <w:t>Нет</w:t>
             </w:r>
           </w:p>
         </w:tc>
@@ -7593,7 +7593,7 @@
                 <w:color w:val="000000"/>
                 <w:sz w:val="18"/>
               </w:rPr>
-              <w:t>False</w:t>
+              <w:t>Нет</w:t>
             </w:r>
           </w:p>
         </w:tc>
@@ -7709,7 +7709,7 @@
                 <w:color w:val="000000"/>
                 <w:sz w:val="18"/>
               </w:rPr>
-              <w:t>False</w:t>
+              <w:t>Нет</w:t>
             </w:r>
           </w:p>
         </w:tc>
@@ -7819,7 +7819,7 @@
                 <w:color w:val="000000"/>
                 <w:sz w:val="18"/>
               </w:rPr>
-              <w:t>True</w:t>
+              <w:t>Да</w:t>
             </w:r>
           </w:p>
         </w:tc>
@@ -7935,7 +7935,7 @@
                 <w:color w:val="000000"/>
                 <w:sz w:val="18"/>
               </w:rPr>
-              <w:t>True</w:t>
+              <w:t>Да</w:t>
             </w:r>
           </w:p>
         </w:tc>
@@ -8202,7 +8202,7 @@
                 <w:color w:val="000000"/>
                 <w:sz w:val="18"/>
               </w:rPr>
-              <w:t>False</w:t>
+              <w:t>Нет</w:t>
             </w:r>
           </w:p>
         </w:tc>
@@ -8318,7 +8318,7 @@
                 <w:color w:val="000000"/>
                 <w:sz w:val="18"/>
               </w:rPr>
-              <w:t>False</w:t>
+              <w:t>Нет</w:t>
             </w:r>
           </w:p>
         </w:tc>
@@ -8428,7 +8428,7 @@
                 <w:color w:val="000000"/>
                 <w:sz w:val="18"/>
               </w:rPr>
-              <w:t>False</w:t>
+              <w:t>Нет</w:t>
             </w:r>
           </w:p>
         </w:tc>
@@ -8544,7 +8544,7 @@
                 <w:color w:val="000000"/>
                 <w:sz w:val="18"/>
               </w:rPr>
-              <w:t>False</w:t>
+              <w:t>Нет</w:t>
             </w:r>
           </w:p>
         </w:tc>
@@ -8654,7 +8654,7 @@
                 <w:color w:val="000000"/>
                 <w:sz w:val="18"/>
               </w:rPr>
-              <w:t>False</w:t>
+              <w:t>Нет</w:t>
             </w:r>
           </w:p>
         </w:tc>
@@ -8770,7 +8770,7 @@
                 <w:color w:val="000000"/>
                 <w:sz w:val="18"/>
               </w:rPr>
-              <w:t>False</w:t>
+              <w:t>Нет</w:t>
             </w:r>
           </w:p>
         </w:tc>
@@ -8880,7 +8880,7 @@
                 <w:color w:val="000000"/>
                 <w:sz w:val="18"/>
               </w:rPr>
-              <w:t>False</w:t>
+              <w:t>Нет</w:t>
             </w:r>
           </w:p>
         </w:tc>
@@ -8996,7 +8996,7 @@
                 <w:color w:val="000000"/>
                 <w:sz w:val="18"/>
               </w:rPr>
-              <w:t>False</w:t>
+              <w:t>Нет</w:t>
             </w:r>
           </w:p>
         </w:tc>
@@ -9106,7 +9106,7 @@
                 <w:color w:val="000000"/>
                 <w:sz w:val="18"/>
               </w:rPr>
-              <w:t>False</w:t>
+              <w:t>Нет</w:t>
             </w:r>
           </w:p>
         </w:tc>
@@ -9222,7 +9222,7 @@
                 <w:color w:val="000000"/>
                 <w:sz w:val="18"/>
               </w:rPr>
-              <w:t>False</w:t>
+              <w:t>Нет</w:t>
             </w:r>
           </w:p>
         </w:tc>
@@ -9478,7 +9478,7 @@
                 <w:color w:val="000000"/>
                 <w:sz w:val="18"/>
               </w:rPr>
-              <w:t>False</w:t>
+              <w:t>Нет</w:t>
             </w:r>
           </w:p>
         </w:tc>
@@ -9594,7 +9594,7 @@
                 <w:color w:val="000000"/>
                 <w:sz w:val="18"/>
               </w:rPr>
-              <w:t>False</w:t>
+              <w:t>Нет</w:t>
             </w:r>
           </w:p>
         </w:tc>
@@ -9704,7 +9704,7 @@
                 <w:color w:val="000000"/>
                 <w:sz w:val="18"/>
               </w:rPr>
-              <w:t>False</w:t>
+              <w:t>Нет</w:t>
             </w:r>
           </w:p>
         </w:tc>
@@ -9820,7 +9820,7 @@
                 <w:color w:val="000000"/>
                 <w:sz w:val="18"/>
               </w:rPr>
-              <w:t>False</w:t>
+              <w:t>Нет</w:t>
             </w:r>
           </w:p>
         </w:tc>
@@ -9930,7 +9930,7 @@
                 <w:color w:val="000000"/>
                 <w:sz w:val="18"/>
               </w:rPr>
-              <w:t>False</w:t>
+              <w:t>Нет</w:t>
             </w:r>
           </w:p>
         </w:tc>
@@ -10046,7 +10046,7 @@
                 <w:color w:val="000000"/>
                 <w:sz w:val="18"/>
               </w:rPr>
-              <w:t>False</w:t>
+              <w:t>Нет</w:t>
             </w:r>
           </w:p>
         </w:tc>
@@ -10156,7 +10156,7 @@
                 <w:color w:val="000000"/>
                 <w:sz w:val="18"/>
               </w:rPr>
-              <w:t>False</w:t>
+              <w:t>Нет</w:t>
             </w:r>
           </w:p>
         </w:tc>
@@ -10272,7 +10272,7 @@
                 <w:color w:val="000000"/>
                 <w:sz w:val="18"/>
               </w:rPr>
-              <w:t>True</w:t>
+              <w:t>Да</w:t>
             </w:r>
           </w:p>
         </w:tc>
@@ -10382,7 +10382,7 @@
                 <w:color w:val="000000"/>
                 <w:sz w:val="18"/>
               </w:rPr>
-              <w:t>True</w:t>
+              <w:t>Да</w:t>
             </w:r>
           </w:p>
         </w:tc>
@@ -10498,7 +10498,7 @@
                 <w:color w:val="000000"/>
                 <w:sz w:val="18"/>
               </w:rPr>
-              <w:t>True</w:t>
+              <w:t>Да</w:t>
             </w:r>
           </w:p>
         </w:tc>
@@ -10765,7 +10765,7 @@
                 <w:color w:val="000000"/>
                 <w:sz w:val="18"/>
               </w:rPr>
-              <w:t>False</w:t>
+              <w:t>Нет</w:t>
             </w:r>
           </w:p>
         </w:tc>
@@ -10881,7 +10881,7 @@
                 <w:color w:val="000000"/>
                 <w:sz w:val="18"/>
               </w:rPr>
-              <w:t>False</w:t>
+              <w:t>Нет</w:t>
             </w:r>
           </w:p>
         </w:tc>
@@ -10991,7 +10991,7 @@
                 <w:color w:val="000000"/>
                 <w:sz w:val="18"/>
               </w:rPr>
-              <w:t>False</w:t>
+              <w:t>Нет</w:t>
             </w:r>
           </w:p>
         </w:tc>
@@ -11107,7 +11107,7 @@
                 <w:color w:val="000000"/>
                 <w:sz w:val="18"/>
               </w:rPr>
-              <w:t>False</w:t>
+              <w:t>Нет</w:t>
             </w:r>
           </w:p>
         </w:tc>
@@ -11217,7 +11217,7 @@
                 <w:color w:val="000000"/>
                 <w:sz w:val="18"/>
               </w:rPr>
-              <w:t>False</w:t>
+              <w:t>Нет</w:t>
             </w:r>
           </w:p>
         </w:tc>
@@ -11333,7 +11333,7 @@
                 <w:color w:val="000000"/>
                 <w:sz w:val="18"/>
               </w:rPr>
-              <w:t>False</w:t>
+              <w:t>Нет</w:t>
             </w:r>
           </w:p>
         </w:tc>
@@ -11443,7 +11443,7 @@
                 <w:color w:val="000000"/>
                 <w:sz w:val="18"/>
               </w:rPr>
-              <w:t>False</w:t>
+              <w:t>Нет</w:t>
             </w:r>
           </w:p>
         </w:tc>
@@ -11559,7 +11559,7 @@
                 <w:color w:val="000000"/>
                 <w:sz w:val="18"/>
               </w:rPr>
-              <w:t>False</w:t>
+              <w:t>Нет</w:t>
             </w:r>
           </w:p>
         </w:tc>
@@ -11669,7 +11669,7 @@
                 <w:color w:val="000000"/>
                 <w:sz w:val="18"/>
               </w:rPr>
-              <w:t>False</w:t>
+              <w:t>Нет</w:t>
             </w:r>
           </w:p>
         </w:tc>
@@ -11785,7 +11785,7 @@
                 <w:color w:val="000000"/>
                 <w:sz w:val="18"/>
               </w:rPr>
-              <w:t>False</w:t>
+              <w:t>Нет</w:t>
             </w:r>
           </w:p>
         </w:tc>
@@ -12041,7 +12041,7 @@
                 <w:color w:val="000000"/>
                 <w:sz w:val="18"/>
               </w:rPr>
-              <w:t>True</w:t>
+              <w:t>Да</w:t>
             </w:r>
           </w:p>
         </w:tc>
@@ -12308,7 +12308,7 @@
                 <w:color w:val="000000"/>
                 <w:sz w:val="18"/>
               </w:rPr>
-              <w:t>False</w:t>
+              <w:t>Нет</w:t>
             </w:r>
           </w:p>
         </w:tc>
@@ -12424,7 +12424,7 @@
                 <w:color w:val="000000"/>
                 <w:sz w:val="18"/>
               </w:rPr>
-              <w:t>False</w:t>
+              <w:t>Нет</w:t>
             </w:r>
           </w:p>
         </w:tc>
@@ -12534,7 +12534,7 @@
                 <w:color w:val="000000"/>
                 <w:sz w:val="18"/>
               </w:rPr>
-              <w:t>False</w:t>
+              <w:t>Нет</w:t>
             </w:r>
           </w:p>
         </w:tc>
@@ -12650,7 +12650,7 @@
                 <w:color w:val="000000"/>
                 <w:sz w:val="18"/>
               </w:rPr>
-              <w:t>False</w:t>
+              <w:t>Нет</w:t>
             </w:r>
           </w:p>
         </w:tc>
@@ -12760,7 +12760,7 @@
                 <w:color w:val="000000"/>
                 <w:sz w:val="18"/>
               </w:rPr>
-              <w:t>False</w:t>
+              <w:t>Нет</w:t>
             </w:r>
           </w:p>
         </w:tc>
@@ -12876,7 +12876,7 @@
                 <w:color w:val="000000"/>
                 <w:sz w:val="18"/>
               </w:rPr>
-              <w:t>False</w:t>
+              <w:t>Нет</w:t>
             </w:r>
           </w:p>
         </w:tc>
@@ -12986,7 +12986,7 @@
                 <w:color w:val="000000"/>
                 <w:sz w:val="18"/>
               </w:rPr>
-              <w:t>False</w:t>
+              <w:t>Нет</w:t>
             </w:r>
           </w:p>
         </w:tc>
@@ -13102,7 +13102,7 @@
                 <w:color w:val="000000"/>
                 <w:sz w:val="18"/>
               </w:rPr>
-              <w:t>False</w:t>
+              <w:t>Нет</w:t>
             </w:r>
           </w:p>
         </w:tc>
@@ -13212,7 +13212,7 @@
                 <w:color w:val="000000"/>
                 <w:sz w:val="18"/>
               </w:rPr>
-              <w:t>False</w:t>
+              <w:t>Нет</w:t>
             </w:r>
           </w:p>
         </w:tc>
@@ -13328,7 +13328,7 @@
                 <w:color w:val="000000"/>
                 <w:sz w:val="18"/>
               </w:rPr>
-              <w:t>False</w:t>
+              <w:t>Нет</w:t>
             </w:r>
           </w:p>
         </w:tc>
@@ -13584,7 +13584,7 @@
                 <w:color w:val="000000"/>
                 <w:sz w:val="18"/>
               </w:rPr>
-              <w:t>True</w:t>
+              <w:t>Да</w:t>
             </w:r>
           </w:p>
         </w:tc>
@@ -13883,7 +13883,7 @@
                 <w:color w:val="000000"/>
                 <w:sz w:val="18"/>
               </w:rPr>
-              <w:t>True</w:t>
+              <w:t>Да</w:t>
             </w:r>
           </w:p>
         </w:tc>
@@ -13999,7 +13999,7 @@
                 <w:color w:val="000000"/>
                 <w:sz w:val="18"/>
               </w:rPr>
-              <w:t>False</w:t>
+              <w:t>Нет</w:t>
             </w:r>
           </w:p>
         </w:tc>
@@ -14109,7 +14109,7 @@
                 <w:color w:val="000000"/>
                 <w:sz w:val="18"/>
               </w:rPr>
-              <w:t>True</w:t>
+              <w:t>Да</w:t>
             </w:r>
           </w:p>
         </w:tc>
@@ -14225,7 +14225,7 @@
                 <w:color w:val="000000"/>
                 <w:sz w:val="18"/>
               </w:rPr>
-              <w:t>True</w:t>
+              <w:t>Да</w:t>
             </w:r>
           </w:p>
         </w:tc>
@@ -14335,7 +14335,7 @@
                 <w:color w:val="000000"/>
                 <w:sz w:val="18"/>
               </w:rPr>
-              <w:t>True</w:t>
+              <w:t>Да</w:t>
             </w:r>
           </w:p>
         </w:tc>
@@ -14451,7 +14451,7 @@
                 <w:color w:val="000000"/>
                 <w:sz w:val="18"/>
               </w:rPr>
-              <w:t>True</w:t>
+              <w:t>Да</w:t>
             </w:r>
           </w:p>
         </w:tc>
@@ -14561,7 +14561,7 @@
                 <w:color w:val="000000"/>
                 <w:sz w:val="18"/>
               </w:rPr>
-              <w:t>False</w:t>
+              <w:t>Нет</w:t>
             </w:r>
           </w:p>
         </w:tc>
@@ -14677,7 +14677,7 @@
                 <w:color w:val="000000"/>
                 <w:sz w:val="18"/>
               </w:rPr>
-              <w:t>True</w:t>
+              <w:t>Да</w:t>
             </w:r>
           </w:p>
         </w:tc>
@@ -14787,7 +14787,7 @@
                 <w:color w:val="000000"/>
                 <w:sz w:val="18"/>
               </w:rPr>
-              <w:t>True</w:t>
+              <w:t>Да</w:t>
             </w:r>
           </w:p>
         </w:tc>
@@ -14903,7 +14903,7 @@
                 <w:color w:val="000000"/>
                 <w:sz w:val="18"/>
               </w:rPr>
-              <w:t>False</w:t>
+              <w:t>Нет</w:t>
             </w:r>
           </w:p>
         </w:tc>
@@ -15013,7 +15013,7 @@
                 <w:color w:val="000000"/>
                 <w:sz w:val="18"/>
               </w:rPr>
-              <w:t>True</w:t>
+              <w:t>Да</w:t>
             </w:r>
           </w:p>
         </w:tc>
@@ -15129,7 +15129,7 @@
                 <w:color w:val="000000"/>
                 <w:sz w:val="18"/>
               </w:rPr>
-              <w:t>True</w:t>
+              <w:t>Да</w:t>
             </w:r>
           </w:p>
         </w:tc>
@@ -15239,7 +15239,7 @@
                 <w:color w:val="000000"/>
                 <w:sz w:val="18"/>
               </w:rPr>
-              <w:t>True</w:t>
+              <w:t>Да</w:t>
             </w:r>
           </w:p>
         </w:tc>
@@ -15355,7 +15355,7 @@
                 <w:color w:val="000000"/>
                 <w:sz w:val="18"/>
               </w:rPr>
-              <w:t>False</w:t>
+              <w:t>Нет</w:t>
             </w:r>
           </w:p>
         </w:tc>
@@ -15465,7 +15465,7 @@
                 <w:color w:val="000000"/>
                 <w:sz w:val="18"/>
               </w:rPr>
-              <w:t>False</w:t>
+              <w:t>Нет</w:t>
             </w:r>
           </w:p>
         </w:tc>
@@ -15581,7 +15581,7 @@
                 <w:color w:val="000000"/>
                 <w:sz w:val="18"/>
               </w:rPr>
-              <w:t>True</w:t>
+              <w:t>Да</w:t>
             </w:r>
           </w:p>
         </w:tc>
@@ -15691,7 +15691,7 @@
                 <w:color w:val="000000"/>
                 <w:sz w:val="18"/>
               </w:rPr>
-              <w:t>False</w:t>
+              <w:t>Нет</w:t>
             </w:r>
           </w:p>
         </w:tc>
@@ -15807,7 +15807,7 @@
                 <w:color w:val="000000"/>
                 <w:sz w:val="18"/>
               </w:rPr>
-              <w:t>False</w:t>
+              <w:t>Нет</w:t>
             </w:r>
           </w:p>
         </w:tc>
@@ -15917,7 +15917,7 @@
                 <w:color w:val="000000"/>
                 <w:sz w:val="18"/>
               </w:rPr>
-              <w:t>False</w:t>
+              <w:t>Нет</w:t>
             </w:r>
           </w:p>
         </w:tc>
@@ -16033,7 +16033,7 @@
                 <w:color w:val="000000"/>
                 <w:sz w:val="18"/>
               </w:rPr>
-              <w:t>False</w:t>
+              <w:t>Нет</w:t>
             </w:r>
           </w:p>
         </w:tc>
@@ -16300,7 +16300,7 @@
                 <w:color w:val="000000"/>
                 <w:sz w:val="18"/>
               </w:rPr>
-              <w:t>False</w:t>
+              <w:t>Нет</w:t>
             </w:r>
           </w:p>
         </w:tc>
@@ -16416,7 +16416,7 @@
                 <w:color w:val="000000"/>
                 <w:sz w:val="18"/>
               </w:rPr>
-              <w:t>False</w:t>
+              <w:t>Нет</w:t>
             </w:r>
           </w:p>
         </w:tc>
@@ -16526,7 +16526,7 @@
                 <w:color w:val="000000"/>
                 <w:sz w:val="18"/>
               </w:rPr>
-              <w:t>False</w:t>
+              <w:t>Нет</w:t>
             </w:r>
           </w:p>
         </w:tc>
@@ -16642,7 +16642,7 @@
                 <w:color w:val="000000"/>
                 <w:sz w:val="18"/>
               </w:rPr>
-              <w:t>False</w:t>
+              <w:t>Нет</w:t>
             </w:r>
           </w:p>
         </w:tc>
@@ -16752,7 +16752,7 @@
                 <w:color w:val="000000"/>
                 <w:sz w:val="18"/>
               </w:rPr>
-              <w:t>False</w:t>
+              <w:t>Нет</w:t>
             </w:r>
           </w:p>
         </w:tc>
@@ -16868,7 +16868,7 @@
                 <w:color w:val="000000"/>
                 <w:sz w:val="18"/>
               </w:rPr>
-              <w:t>False</w:t>
+              <w:t>Нет</w:t>
             </w:r>
           </w:p>
         </w:tc>
@@ -16978,7 +16978,7 @@
                 <w:color w:val="000000"/>
                 <w:sz w:val="18"/>
               </w:rPr>
-              <w:t>False</w:t>
+              <w:t>Нет</w:t>
             </w:r>
           </w:p>
         </w:tc>
@@ -17094,7 +17094,7 @@
                 <w:color w:val="000000"/>
                 <w:sz w:val="18"/>
               </w:rPr>
-              <w:t>False</w:t>
+              <w:t>Нет</w:t>
             </w:r>
           </w:p>
         </w:tc>
@@ -17204,7 +17204,7 @@
                 <w:color w:val="000000"/>
                 <w:sz w:val="18"/>
               </w:rPr>
-              <w:t>False</w:t>
+              <w:t>Нет</w:t>
             </w:r>
           </w:p>
         </w:tc>
@@ -17320,7 +17320,7 @@
                 <w:color w:val="000000"/>
                 <w:sz w:val="18"/>
               </w:rPr>
-              <w:t>False</w:t>
+              <w:t>Нет</w:t>
             </w:r>
           </w:p>
         </w:tc>
@@ -17576,7 +17576,7 @@
                 <w:color w:val="000000"/>
                 <w:sz w:val="18"/>
               </w:rPr>
-              <w:t>False</w:t>
+              <w:t>Нет</w:t>
             </w:r>
           </w:p>
         </w:tc>
@@ -17692,7 +17692,7 @@
                 <w:color w:val="000000"/>
                 <w:sz w:val="18"/>
               </w:rPr>
-              <w:t>False</w:t>
+              <w:t>Нет</w:t>
             </w:r>
           </w:p>
         </w:tc>
@@ -17802,7 +17802,7 @@
                 <w:color w:val="000000"/>
                 <w:sz w:val="18"/>
               </w:rPr>
-              <w:t>False</w:t>
+              <w:t>Нет</w:t>
             </w:r>
           </w:p>
         </w:tc>
@@ -17918,7 +17918,7 @@
                 <w:color w:val="000000"/>
                 <w:sz w:val="18"/>
               </w:rPr>
-              <w:t>False</w:t>
+              <w:t>Нет</w:t>
             </w:r>
           </w:p>
         </w:tc>
@@ -18028,7 +18028,7 @@
                 <w:color w:val="000000"/>
                 <w:sz w:val="18"/>
               </w:rPr>
-              <w:t>False</w:t>
+              <w:t>Нет</w:t>
             </w:r>
           </w:p>
         </w:tc>
@@ -18144,7 +18144,7 @@
                 <w:color w:val="000000"/>
                 <w:sz w:val="18"/>
               </w:rPr>
-              <w:t>True</w:t>
+              <w:t>Да</w:t>
             </w:r>
           </w:p>
         </w:tc>
@@ -18254,7 +18254,7 @@
                 <w:color w:val="000000"/>
                 <w:sz w:val="18"/>
               </w:rPr>
-              <w:t>True</w:t>
+              <w:t>Да</w:t>
             </w:r>
           </w:p>
         </w:tc>
@@ -18370,7 +18370,7 @@
                 <w:color w:val="000000"/>
                 <w:sz w:val="18"/>
               </w:rPr>
-              <w:t>True</w:t>
+              <w:t>Да</w:t>
             </w:r>
           </w:p>
         </w:tc>
@@ -18480,7 +18480,7 @@
                 <w:color w:val="000000"/>
                 <w:sz w:val="18"/>
               </w:rPr>
-              <w:t>True</w:t>
+              <w:t>Да</w:t>
             </w:r>
           </w:p>
         </w:tc>
@@ -18596,7 +18596,7 @@
                 <w:color w:val="000000"/>
                 <w:sz w:val="18"/>
               </w:rPr>
-              <w:t>True</w:t>
+              <w:t>Да</w:t>
             </w:r>
           </w:p>
         </w:tc>
@@ -18644,7 +18644,7 @@
         <w:br/>
         <w:t>2) Мониторинг демонстрирует высокий массив положительных исходов, но отдельные ФП/СФП остаются точками устойчивого негатива.</w:t>
         <w:br/>
-        <w:t>3) Редкие факторы (флаг редкости = True) требуют осторожной интерпретации и накопления наблюдений до принятия регуляторных решений.</w:t>
+        <w:t>3) Редкие факторы (флаг редкости = «Да») требуют осторожной интерпретации и накопления наблюдений до принятия регуляторных решений.</w:t>
       </w:r>
     </w:p>
     <w:sectPr>

--- a/Анализ дополнительных проверок (по фото).docx
+++ b/Анализ дополнительных проверок (по фото).docx
@@ -5585,7 +5585,7 @@
                 <w:color w:val="000000"/>
                 <w:sz w:val="18"/>
               </w:rPr>
-              <w:t>7959</w:t>
+              <w:t>9451</w:t>
             </w:r>
           </w:p>
         </w:tc>
@@ -5605,7 +5605,7 @@
                 <w:color w:val="000000"/>
                 <w:sz w:val="18"/>
               </w:rPr>
-              <w:t>6748</w:t>
+              <w:t>6898</w:t>
             </w:r>
           </w:p>
         </w:tc>
@@ -5622,7 +5622,7 @@
                 <w:color w:val="000000"/>
                 <w:sz w:val="18"/>
               </w:rPr>
-              <w:t>0.847800</w:t>
+              <w:t>0.729900</w:t>
             </w:r>
           </w:p>
         </w:tc>
@@ -5698,7 +5698,7 @@
                 <w:color w:val="000000"/>
                 <w:sz w:val="18"/>
               </w:rPr>
-              <w:t>8701</w:t>
+              <w:t>9084</w:t>
             </w:r>
           </w:p>
         </w:tc>
@@ -5719,7 +5719,7 @@
                 <w:color w:val="000000"/>
                 <w:sz w:val="18"/>
               </w:rPr>
-              <w:t>6602</w:t>
+              <w:t>6630</w:t>
             </w:r>
           </w:p>
         </w:tc>
@@ -5737,7 +5737,7 @@
                 <w:color w:val="000000"/>
                 <w:sz w:val="18"/>
               </w:rPr>
-              <w:t>0.758800</w:t>
+              <w:t>0.729900</w:t>
             </w:r>
           </w:p>
         </w:tc>
@@ -5811,7 +5811,7 @@
                 <w:color w:val="000000"/>
                 <w:sz w:val="18"/>
               </w:rPr>
-              <w:t>7115</w:t>
+              <w:t>8171</w:t>
             </w:r>
           </w:p>
         </w:tc>
@@ -5831,7 +5831,7 @@
                 <w:color w:val="000000"/>
                 <w:sz w:val="18"/>
               </w:rPr>
-              <w:t>5974</w:t>
+              <w:t>6040</w:t>
             </w:r>
           </w:p>
         </w:tc>
@@ -5848,7 +5848,7 @@
                 <w:color w:val="000000"/>
                 <w:sz w:val="18"/>
               </w:rPr>
-              <w:t>0.839600</w:t>
+              <w:t>0.739200</w:t>
             </w:r>
           </w:p>
         </w:tc>
@@ -5924,7 +5924,7 @@
                 <w:color w:val="000000"/>
                 <w:sz w:val="18"/>
               </w:rPr>
-              <w:t>4308</w:t>
+              <w:t>6372</w:t>
             </w:r>
           </w:p>
         </w:tc>
@@ -5945,7 +5945,7 @@
                 <w:color w:val="000000"/>
                 <w:sz w:val="18"/>
               </w:rPr>
-              <w:t>4171</w:t>
+              <w:t>4185</w:t>
             </w:r>
           </w:p>
         </w:tc>
@@ -5963,7 +5963,7 @@
                 <w:color w:val="000000"/>
                 <w:sz w:val="18"/>
               </w:rPr>
-              <w:t>0.968200</w:t>
+              <w:t>0.656800</w:t>
             </w:r>
           </w:p>
         </w:tc>
@@ -6037,7 +6037,7 @@
                 <w:color w:val="000000"/>
                 <w:sz w:val="18"/>
               </w:rPr>
-              <w:t>3638</w:t>
+              <w:t>4870</w:t>
             </w:r>
           </w:p>
         </w:tc>
@@ -6057,7 +6057,7 @@
                 <w:color w:val="000000"/>
                 <w:sz w:val="18"/>
               </w:rPr>
-              <w:t>3487</w:t>
+              <w:t>3620</w:t>
             </w:r>
           </w:p>
         </w:tc>
@@ -6074,7 +6074,7 @@
                 <w:color w:val="000000"/>
                 <w:sz w:val="18"/>
               </w:rPr>
-              <w:t>0.958500</w:t>
+              <w:t>0.743300</w:t>
             </w:r>
           </w:p>
         </w:tc>
@@ -6150,7 +6150,7 @@
                 <w:color w:val="000000"/>
                 <w:sz w:val="18"/>
               </w:rPr>
-              <w:t>2074</w:t>
+              <w:t>2721</w:t>
             </w:r>
           </w:p>
         </w:tc>
@@ -6171,7 +6171,7 @@
                 <w:color w:val="000000"/>
                 <w:sz w:val="18"/>
               </w:rPr>
-              <w:t>1686</w:t>
+              <w:t>1746</w:t>
             </w:r>
           </w:p>
         </w:tc>
@@ -6189,7 +6189,7 @@
                 <w:color w:val="000000"/>
                 <w:sz w:val="18"/>
               </w:rPr>
-              <w:t>0.812900</w:t>
+              <w:t>0.641700</w:t>
             </w:r>
           </w:p>
         </w:tc>
@@ -6263,7 +6263,7 @@
                 <w:color w:val="000000"/>
                 <w:sz w:val="18"/>
               </w:rPr>
-              <w:t>1587</w:t>
+              <w:t>1800</w:t>
             </w:r>
           </w:p>
         </w:tc>
@@ -6283,7 +6283,7 @@
                 <w:color w:val="000000"/>
                 <w:sz w:val="18"/>
               </w:rPr>
-              <w:t>1552</w:t>
+              <w:t>1557</w:t>
             </w:r>
           </w:p>
         </w:tc>
@@ -6300,7 +6300,7 @@
                 <w:color w:val="000000"/>
                 <w:sz w:val="18"/>
               </w:rPr>
-              <w:t>0.977900</w:t>
+              <w:t>0.865000</w:t>
             </w:r>
           </w:p>
         </w:tc>
@@ -6376,7 +6376,7 @@
                 <w:color w:val="000000"/>
                 <w:sz w:val="18"/>
               </w:rPr>
-              <w:t>2307</w:t>
+              <w:t>2684</w:t>
             </w:r>
           </w:p>
         </w:tc>
@@ -6397,7 +6397,7 @@
                 <w:color w:val="000000"/>
                 <w:sz w:val="18"/>
               </w:rPr>
-              <w:t>1462</w:t>
+              <w:t>1493</w:t>
             </w:r>
           </w:p>
         </w:tc>
@@ -6415,7 +6415,7 @@
                 <w:color w:val="000000"/>
                 <w:sz w:val="18"/>
               </w:rPr>
-              <w:t>0.633700</w:t>
+              <w:t>0.556300</w:t>
             </w:r>
           </w:p>
         </w:tc>
@@ -6452,7 +6452,7 @@
                 <w:color w:val="000000"/>
                 <w:sz w:val="18"/>
               </w:rPr>
-              <w:t>29.2</w:t>
+              <w:t>29.2.</w:t>
             </w:r>
           </w:p>
         </w:tc>
@@ -6489,7 +6489,7 @@
                 <w:color w:val="000000"/>
                 <w:sz w:val="18"/>
               </w:rPr>
-              <w:t>2109</w:t>
+              <w:t>2717</w:t>
             </w:r>
           </w:p>
         </w:tc>
@@ -6509,7 +6509,7 @@
                 <w:color w:val="000000"/>
                 <w:sz w:val="18"/>
               </w:rPr>
-              <w:t>1415</w:t>
+              <w:t>1427</w:t>
             </w:r>
           </w:p>
         </w:tc>
@@ -6526,7 +6526,7 @@
                 <w:color w:val="000000"/>
                 <w:sz w:val="18"/>
               </w:rPr>
-              <w:t>0.670900</w:t>
+              <w:t>0.525200</w:t>
             </w:r>
           </w:p>
         </w:tc>
@@ -6602,7 +6602,7 @@
                 <w:color w:val="000000"/>
                 <w:sz w:val="18"/>
               </w:rPr>
-              <w:t>1305</w:t>
+              <w:t>1455</w:t>
             </w:r>
           </w:p>
         </w:tc>
@@ -6623,7 +6623,7 @@
                 <w:color w:val="000000"/>
                 <w:sz w:val="18"/>
               </w:rPr>
-              <w:t>1259</w:t>
+              <w:t>1275</w:t>
             </w:r>
           </w:p>
         </w:tc>
@@ -6641,7 +6641,7 @@
                 <w:color w:val="000000"/>
                 <w:sz w:val="18"/>
               </w:rPr>
-              <w:t>0.964800</w:t>
+              <w:t>0.876300</w:t>
             </w:r>
           </w:p>
         </w:tc>
@@ -6861,7 +6861,7 @@
                 <w:color w:val="000000"/>
                 <w:sz w:val="18"/>
               </w:rPr>
-              <w:t>136</w:t>
+              <w:t>481</w:t>
             </w:r>
           </w:p>
         </w:tc>
@@ -6881,7 +6881,7 @@
                 <w:color w:val="000000"/>
                 <w:sz w:val="18"/>
               </w:rPr>
-              <w:t>136</w:t>
+              <w:t>137</w:t>
             </w:r>
           </w:p>
         </w:tc>
@@ -6898,7 +6898,7 @@
                 <w:color w:val="000000"/>
                 <w:sz w:val="18"/>
               </w:rPr>
-              <w:t>1.000000</w:t>
+              <w:t>0.284800</w:t>
             </w:r>
           </w:p>
         </w:tc>
@@ -6974,7 +6974,7 @@
                 <w:color w:val="000000"/>
                 <w:sz w:val="18"/>
               </w:rPr>
-              <w:t>74</w:t>
+              <w:t>75</w:t>
             </w:r>
           </w:p>
         </w:tc>
@@ -7013,7 +7013,7 @@
                 <w:color w:val="000000"/>
                 <w:sz w:val="18"/>
               </w:rPr>
-              <w:t>0.567600</w:t>
+              <w:t>0.560000</w:t>
             </w:r>
           </w:p>
         </w:tc>
@@ -7087,7 +7087,7 @@
                 <w:color w:val="000000"/>
                 <w:sz w:val="18"/>
               </w:rPr>
-              <w:t>26</w:t>
+              <w:t>44</w:t>
             </w:r>
           </w:p>
         </w:tc>
@@ -7124,7 +7124,7 @@
                 <w:color w:val="000000"/>
                 <w:sz w:val="18"/>
               </w:rPr>
-              <w:t>0.653800</w:t>
+              <w:t>0.386400</w:t>
             </w:r>
           </w:p>
         </w:tc>
@@ -7200,7 +7200,7 @@
                 <w:color w:val="000000"/>
                 <w:sz w:val="18"/>
               </w:rPr>
-              <w:t>33</w:t>
+              <w:t>147</w:t>
             </w:r>
           </w:p>
         </w:tc>
@@ -7239,7 +7239,7 @@
                 <w:color w:val="000000"/>
                 <w:sz w:val="18"/>
               </w:rPr>
-              <w:t>0.454500</w:t>
+              <w:t>0.102000</w:t>
             </w:r>
           </w:p>
         </w:tc>
@@ -7313,7 +7313,7 @@
                 <w:color w:val="000000"/>
                 <w:sz w:val="18"/>
               </w:rPr>
-              <w:t>13</w:t>
+              <w:t>14</w:t>
             </w:r>
           </w:p>
         </w:tc>
@@ -7350,7 +7350,7 @@
                 <w:color w:val="000000"/>
                 <w:sz w:val="18"/>
               </w:rPr>
-              <w:t>1.000000</w:t>
+              <w:t>0.928600</w:t>
             </w:r>
           </w:p>
         </w:tc>
@@ -7426,7 +7426,7 @@
                 <w:color w:val="000000"/>
                 <w:sz w:val="18"/>
               </w:rPr>
-              <w:t>12</w:t>
+              <w:t>14</w:t>
             </w:r>
           </w:p>
         </w:tc>
@@ -7465,7 +7465,7 @@
                 <w:color w:val="000000"/>
                 <w:sz w:val="18"/>
               </w:rPr>
-              <w:t>0.916700</w:t>
+              <w:t>0.785700</w:t>
             </w:r>
           </w:p>
         </w:tc>
@@ -7539,7 +7539,7 @@
                 <w:color w:val="000000"/>
                 <w:sz w:val="18"/>
               </w:rPr>
-              <w:t>11</w:t>
+              <w:t>13</w:t>
             </w:r>
           </w:p>
         </w:tc>
@@ -7576,7 +7576,7 @@
                 <w:color w:val="000000"/>
                 <w:sz w:val="18"/>
               </w:rPr>
-              <w:t>0.909100</w:t>
+              <w:t>0.769200</w:t>
             </w:r>
           </w:p>
         </w:tc>
@@ -7839,7 +7839,7 @@
                 <w:color w:val="000000"/>
                 <w:sz w:val="18"/>
               </w:rPr>
-              <w:t>15.2У</w:t>
+              <w:t>44.3</w:t>
             </w:r>
           </w:p>
         </w:tc>
@@ -7878,7 +7878,7 @@
                 <w:color w:val="000000"/>
                 <w:sz w:val="18"/>
               </w:rPr>
-              <w:t>8</w:t>
+              <w:t>14</w:t>
             </w:r>
           </w:p>
         </w:tc>
@@ -7917,7 +7917,7 @@
                 <w:color w:val="000000"/>
                 <w:sz w:val="18"/>
               </w:rPr>
-              <w:t>0.875000</w:t>
+              <w:t>0.500000</w:t>
             </w:r>
           </w:p>
         </w:tc>
@@ -7935,7 +7935,7 @@
                 <w:color w:val="000000"/>
                 <w:sz w:val="18"/>
               </w:rPr>
-              <w:t>Да</w:t>
+              <w:t>Нет</w:t>
             </w:r>
           </w:p>
         </w:tc>
@@ -8148,7 +8148,7 @@
                 <w:color w:val="000000"/>
                 <w:sz w:val="18"/>
               </w:rPr>
-              <w:t>7115</w:t>
+              <w:t>8171</w:t>
             </w:r>
           </w:p>
         </w:tc>
@@ -8185,7 +8185,7 @@
                 <w:color w:val="000000"/>
                 <w:sz w:val="18"/>
               </w:rPr>
-              <w:t>0.002100</w:t>
+              <w:t>0.001800</w:t>
             </w:r>
           </w:p>
         </w:tc>
@@ -8261,7 +8261,7 @@
                 <w:color w:val="000000"/>
                 <w:sz w:val="18"/>
               </w:rPr>
-              <w:t>587</w:t>
+              <w:t>698</w:t>
             </w:r>
           </w:p>
         </w:tc>
@@ -8300,7 +8300,7 @@
                 <w:color w:val="000000"/>
                 <w:sz w:val="18"/>
               </w:rPr>
-              <w:t>0.020400</w:t>
+              <w:t>0.017200</w:t>
             </w:r>
           </w:p>
         </w:tc>
@@ -8374,7 +8374,7 @@
                 <w:color w:val="000000"/>
                 <w:sz w:val="18"/>
               </w:rPr>
-              <w:t>7959</w:t>
+              <w:t>9451</w:t>
             </w:r>
           </w:p>
         </w:tc>
@@ -8411,7 +8411,7 @@
                 <w:color w:val="000000"/>
                 <w:sz w:val="18"/>
               </w:rPr>
-              <w:t>0.001300</w:t>
+              <w:t>0.001100</w:t>
             </w:r>
           </w:p>
         </w:tc>
@@ -8487,7 +8487,7 @@
                 <w:color w:val="000000"/>
                 <w:sz w:val="18"/>
               </w:rPr>
-              <w:t>4308</w:t>
+              <w:t>6372</w:t>
             </w:r>
           </w:p>
         </w:tc>
@@ -8526,7 +8526,7 @@
                 <w:color w:val="000000"/>
                 <w:sz w:val="18"/>
               </w:rPr>
-              <w:t>0.001400</w:t>
+              <w:t>0.000900</w:t>
             </w:r>
           </w:p>
         </w:tc>
@@ -8600,7 +8600,7 @@
                 <w:color w:val="000000"/>
                 <w:sz w:val="18"/>
               </w:rPr>
-              <w:t>899</w:t>
+              <w:t>1082</w:t>
             </w:r>
           </w:p>
         </w:tc>
@@ -8637,7 +8637,7 @@
                 <w:color w:val="000000"/>
                 <w:sz w:val="18"/>
               </w:rPr>
-              <w:t>0.005600</w:t>
+              <w:t>0.004600</w:t>
             </w:r>
           </w:p>
         </w:tc>
@@ -8713,7 +8713,7 @@
                 <w:color w:val="000000"/>
                 <w:sz w:val="18"/>
               </w:rPr>
-              <w:t>1166</w:t>
+              <w:t>1197</w:t>
             </w:r>
           </w:p>
         </w:tc>
@@ -8752,7 +8752,7 @@
                 <w:color w:val="000000"/>
                 <w:sz w:val="18"/>
               </w:rPr>
-              <w:t>0.004300</w:t>
+              <w:t>0.004200</w:t>
             </w:r>
           </w:p>
         </w:tc>
@@ -8826,7 +8826,7 @@
                 <w:color w:val="000000"/>
                 <w:sz w:val="18"/>
               </w:rPr>
-              <w:t>2307</w:t>
+              <w:t>2684</w:t>
             </w:r>
           </w:p>
         </w:tc>
@@ -8863,7 +8863,7 @@
                 <w:color w:val="000000"/>
                 <w:sz w:val="18"/>
               </w:rPr>
-              <w:t>0.002200</w:t>
+              <w:t>0.001900</w:t>
             </w:r>
           </w:p>
         </w:tc>
@@ -8900,7 +8900,7 @@
                 <w:color w:val="000000"/>
                 <w:sz w:val="18"/>
               </w:rPr>
-              <w:t>53</w:t>
+              <w:t>28.2У</w:t>
             </w:r>
           </w:p>
         </w:tc>
@@ -8939,7 +8939,7 @@
                 <w:color w:val="000000"/>
                 <w:sz w:val="18"/>
               </w:rPr>
-              <w:t>2074</w:t>
+              <w:t>2431</w:t>
             </w:r>
           </w:p>
         </w:tc>
@@ -8978,7 +8978,7 @@
                 <w:color w:val="000000"/>
                 <w:sz w:val="18"/>
               </w:rPr>
-              <w:t>0.001900</w:t>
+              <w:t>0.001600</w:t>
             </w:r>
           </w:p>
         </w:tc>
@@ -9015,7 +9015,7 @@
                 <w:color w:val="000000"/>
                 <w:sz w:val="18"/>
               </w:rPr>
-              <w:t>15.1.3</w:t>
+              <w:t>53</w:t>
             </w:r>
           </w:p>
         </w:tc>
@@ -9052,7 +9052,7 @@
                 <w:color w:val="000000"/>
                 <w:sz w:val="18"/>
               </w:rPr>
-              <w:t>23</w:t>
+              <w:t>2721</w:t>
             </w:r>
           </w:p>
         </w:tc>
@@ -9072,7 +9072,7 @@
                 <w:color w:val="000000"/>
                 <w:sz w:val="18"/>
               </w:rPr>
-              <w:t>3</w:t>
+              <w:t>4</w:t>
             </w:r>
           </w:p>
         </w:tc>
@@ -9089,7 +9089,7 @@
                 <w:color w:val="000000"/>
                 <w:sz w:val="18"/>
               </w:rPr>
-              <w:t>0.130400</w:t>
+              <w:t>0.001500</w:t>
             </w:r>
           </w:p>
         </w:tc>
@@ -9126,7 +9126,7 @@
                 <w:color w:val="000000"/>
                 <w:sz w:val="18"/>
               </w:rPr>
-              <w:t>60</w:t>
+              <w:t>15.1.3</w:t>
             </w:r>
           </w:p>
         </w:tc>
@@ -9165,7 +9165,7 @@
                 <w:color w:val="000000"/>
                 <w:sz w:val="18"/>
               </w:rPr>
-              <w:t>76</w:t>
+              <w:t>34</w:t>
             </w:r>
           </w:p>
         </w:tc>
@@ -9204,7 +9204,7 @@
                 <w:color w:val="000000"/>
                 <w:sz w:val="18"/>
               </w:rPr>
-              <w:t>0.039500</w:t>
+              <w:t>0.088200</w:t>
             </w:r>
           </w:p>
         </w:tc>
@@ -9424,7 +9424,7 @@
                 <w:color w:val="000000"/>
                 <w:sz w:val="18"/>
               </w:rPr>
-              <w:t>67</w:t>
+              <w:t>69</w:t>
             </w:r>
           </w:p>
         </w:tc>
@@ -9461,7 +9461,7 @@
                 <w:color w:val="000000"/>
                 <w:sz w:val="18"/>
               </w:rPr>
-              <w:t>0.776100</w:t>
+              <w:t>0.753600</w:t>
             </w:r>
           </w:p>
         </w:tc>
@@ -9537,7 +9537,7 @@
                 <w:color w:val="000000"/>
                 <w:sz w:val="18"/>
               </w:rPr>
-              <w:t>74</w:t>
+              <w:t>75</w:t>
             </w:r>
           </w:p>
         </w:tc>
@@ -9576,7 +9576,7 @@
                 <w:color w:val="000000"/>
                 <w:sz w:val="18"/>
               </w:rPr>
-              <w:t>0.351400</w:t>
+              <w:t>0.346700</w:t>
             </w:r>
           </w:p>
         </w:tc>
@@ -9650,7 +9650,7 @@
                 <w:color w:val="000000"/>
                 <w:sz w:val="18"/>
               </w:rPr>
-              <w:t>33</w:t>
+              <w:t>147</w:t>
             </w:r>
           </w:p>
         </w:tc>
@@ -9687,7 +9687,7 @@
                 <w:color w:val="000000"/>
                 <w:sz w:val="18"/>
               </w:rPr>
-              <w:t>0.545500</w:t>
+              <w:t>0.122400</w:t>
             </w:r>
           </w:p>
         </w:tc>
@@ -9763,7 +9763,7 @@
                 <w:color w:val="000000"/>
                 <w:sz w:val="18"/>
               </w:rPr>
-              <w:t>19</w:t>
+              <w:t>20</w:t>
             </w:r>
           </w:p>
         </w:tc>
@@ -9802,7 +9802,7 @@
                 <w:color w:val="000000"/>
                 <w:sz w:val="18"/>
               </w:rPr>
-              <w:t>0.684200</w:t>
+              <w:t>0.650000</w:t>
             </w:r>
           </w:p>
         </w:tc>
@@ -9989,7 +9989,7 @@
                 <w:color w:val="000000"/>
                 <w:sz w:val="18"/>
               </w:rPr>
-              <w:t>26</w:t>
+              <w:t>44</w:t>
             </w:r>
           </w:p>
         </w:tc>
@@ -10028,7 +10028,7 @@
                 <w:color w:val="000000"/>
                 <w:sz w:val="18"/>
               </w:rPr>
-              <w:t>0.307700</w:t>
+              <w:t>0.181800</w:t>
             </w:r>
           </w:p>
         </w:tc>
@@ -10102,7 +10102,7 @@
                 <w:color w:val="000000"/>
                 <w:sz w:val="18"/>
               </w:rPr>
-              <w:t>10</w:t>
+              <w:t>14</w:t>
             </w:r>
           </w:p>
         </w:tc>
@@ -10139,7 +10139,7 @@
                 <w:color w:val="000000"/>
                 <w:sz w:val="18"/>
               </w:rPr>
-              <w:t>0.600000</w:t>
+              <w:t>0.428600</w:t>
             </w:r>
           </w:p>
         </w:tc>
@@ -10215,7 +10215,7 @@
                 <w:color w:val="000000"/>
                 <w:sz w:val="18"/>
               </w:rPr>
-              <w:t>6</w:t>
+              <w:t>7</w:t>
             </w:r>
           </w:p>
         </w:tc>
@@ -10254,7 +10254,7 @@
                 <w:color w:val="000000"/>
                 <w:sz w:val="18"/>
               </w:rPr>
-              <w:t>0.833300</w:t>
+              <w:t>0.714300</w:t>
             </w:r>
           </w:p>
         </w:tc>
@@ -10441,7 +10441,7 @@
                 <w:color w:val="000000"/>
                 <w:sz w:val="18"/>
               </w:rPr>
-              <w:t>4</w:t>
+              <w:t>7</w:t>
             </w:r>
           </w:p>
         </w:tc>
@@ -10480,7 +10480,7 @@
                 <w:color w:val="000000"/>
                 <w:sz w:val="18"/>
               </w:rPr>
-              <w:t>0.750000</w:t>
+              <w:t>0.428600</w:t>
             </w:r>
           </w:p>
         </w:tc>
@@ -10711,7 +10711,7 @@
                 <w:color w:val="000000"/>
                 <w:sz w:val="18"/>
               </w:rPr>
-              <w:t>1343</w:t>
+              <w:t>1352</w:t>
             </w:r>
           </w:p>
         </w:tc>
@@ -10731,7 +10731,7 @@
                 <w:color w:val="000000"/>
                 <w:sz w:val="18"/>
               </w:rPr>
-              <w:t>1238</w:t>
+              <w:t>1247</w:t>
             </w:r>
           </w:p>
         </w:tc>
@@ -10748,7 +10748,7 @@
                 <w:color w:val="000000"/>
                 <w:sz w:val="18"/>
               </w:rPr>
-              <w:t>0.921800</w:t>
+              <w:t>0.922300</w:t>
             </w:r>
           </w:p>
         </w:tc>
@@ -10824,7 +10824,7 @@
                 <w:color w:val="000000"/>
                 <w:sz w:val="18"/>
               </w:rPr>
-              <w:t>1222</w:t>
+              <w:t>1223</w:t>
             </w:r>
           </w:p>
         </w:tc>
@@ -10845,7 +10845,7 @@
                 <w:color w:val="000000"/>
                 <w:sz w:val="18"/>
               </w:rPr>
-              <w:t>1142</w:t>
+              <w:t>1143</w:t>
             </w:r>
           </w:p>
         </w:tc>
@@ -10863,7 +10863,7 @@
                 <w:color w:val="000000"/>
                 <w:sz w:val="18"/>
               </w:rPr>
-              <w:t>0.934500</w:t>
+              <w:t>0.934600</w:t>
             </w:r>
           </w:p>
         </w:tc>
@@ -10937,7 +10937,7 @@
                 <w:color w:val="000000"/>
                 <w:sz w:val="18"/>
               </w:rPr>
-              <w:t>835</w:t>
+              <w:t>839</w:t>
             </w:r>
           </w:p>
         </w:tc>
@@ -10957,7 +10957,7 @@
                 <w:color w:val="000000"/>
                 <w:sz w:val="18"/>
               </w:rPr>
-              <w:t>810</w:t>
+              <w:t>814</w:t>
             </w:r>
           </w:p>
         </w:tc>
@@ -10974,7 +10974,7 @@
                 <w:color w:val="000000"/>
                 <w:sz w:val="18"/>
               </w:rPr>
-              <w:t>0.970100</w:t>
+              <w:t>0.970200</w:t>
             </w:r>
           </w:p>
         </w:tc>
@@ -11050,7 +11050,7 @@
                 <w:color w:val="000000"/>
                 <w:sz w:val="18"/>
               </w:rPr>
-              <w:t>707</w:t>
+              <w:t>712</w:t>
             </w:r>
           </w:p>
         </w:tc>
@@ -11071,7 +11071,7 @@
                 <w:color w:val="000000"/>
                 <w:sz w:val="18"/>
               </w:rPr>
-              <w:t>693</w:t>
+              <w:t>697</w:t>
             </w:r>
           </w:p>
         </w:tc>
@@ -11089,7 +11089,7 @@
                 <w:color w:val="000000"/>
                 <w:sz w:val="18"/>
               </w:rPr>
-              <w:t>0.980200</w:t>
+              <w:t>0.978900</w:t>
             </w:r>
           </w:p>
         </w:tc>
@@ -11276,7 +11276,7 @@
                 <w:color w:val="000000"/>
                 <w:sz w:val="18"/>
               </w:rPr>
-              <w:t>743</w:t>
+              <w:t>752</w:t>
             </w:r>
           </w:p>
         </w:tc>
@@ -11297,7 +11297,7 @@
                 <w:color w:val="000000"/>
                 <w:sz w:val="18"/>
               </w:rPr>
-              <w:t>652</w:t>
+              <w:t>658</w:t>
             </w:r>
           </w:p>
         </w:tc>
@@ -11315,7 +11315,7 @@
                 <w:color w:val="000000"/>
                 <w:sz w:val="18"/>
               </w:rPr>
-              <w:t>0.877500</w:t>
+              <w:t>0.875000</w:t>
             </w:r>
           </w:p>
         </w:tc>
@@ -11389,7 +11389,7 @@
                 <w:color w:val="000000"/>
                 <w:sz w:val="18"/>
               </w:rPr>
-              <w:t>714</w:t>
+              <w:t>731</w:t>
             </w:r>
           </w:p>
         </w:tc>
@@ -11409,7 +11409,7 @@
                 <w:color w:val="000000"/>
                 <w:sz w:val="18"/>
               </w:rPr>
-              <w:t>561</w:t>
+              <w:t>573</w:t>
             </w:r>
           </w:p>
         </w:tc>
@@ -11426,7 +11426,7 @@
                 <w:color w:val="000000"/>
                 <w:sz w:val="18"/>
               </w:rPr>
-              <w:t>0.785700</w:t>
+              <w:t>0.783900</w:t>
             </w:r>
           </w:p>
         </w:tc>
@@ -11502,7 +11502,7 @@
                 <w:color w:val="000000"/>
                 <w:sz w:val="18"/>
               </w:rPr>
-              <w:t>602</w:t>
+              <w:t>604</w:t>
             </w:r>
           </w:p>
         </w:tc>
@@ -11523,7 +11523,7 @@
                 <w:color w:val="000000"/>
                 <w:sz w:val="18"/>
               </w:rPr>
-              <w:t>551</w:t>
+              <w:t>553</w:t>
             </w:r>
           </w:p>
         </w:tc>
@@ -11541,7 +11541,7 @@
                 <w:color w:val="000000"/>
                 <w:sz w:val="18"/>
               </w:rPr>
-              <w:t>0.915300</w:t>
+              <w:t>0.915600</w:t>
             </w:r>
           </w:p>
         </w:tc>
@@ -11615,7 +11615,7 @@
                 <w:color w:val="000000"/>
                 <w:sz w:val="18"/>
               </w:rPr>
-              <w:t>569</w:t>
+              <w:t>572</w:t>
             </w:r>
           </w:p>
         </w:tc>
@@ -11635,7 +11635,7 @@
                 <w:color w:val="000000"/>
                 <w:sz w:val="18"/>
               </w:rPr>
-              <w:t>513</w:t>
+              <w:t>516</w:t>
             </w:r>
           </w:p>
         </w:tc>
@@ -11652,7 +11652,7 @@
                 <w:color w:val="000000"/>
                 <w:sz w:val="18"/>
               </w:rPr>
-              <w:t>0.901600</w:t>
+              <w:t>0.902100</w:t>
             </w:r>
           </w:p>
         </w:tc>
@@ -11728,7 +11728,7 @@
                 <w:color w:val="000000"/>
                 <w:sz w:val="18"/>
               </w:rPr>
-              <w:t>625</w:t>
+              <w:t>627</w:t>
             </w:r>
           </w:p>
         </w:tc>
@@ -11767,7 +11767,7 @@
                 <w:color w:val="000000"/>
                 <w:sz w:val="18"/>
               </w:rPr>
-              <w:t>0.768000</w:t>
+              <w:t>0.765600</w:t>
             </w:r>
           </w:p>
         </w:tc>
@@ -12367,7 +12367,7 @@
                 <w:color w:val="000000"/>
                 <w:sz w:val="18"/>
               </w:rPr>
-              <w:t>569</w:t>
+              <w:t>572</w:t>
             </w:r>
           </w:p>
         </w:tc>
@@ -12406,7 +12406,7 @@
                 <w:color w:val="000000"/>
                 <w:sz w:val="18"/>
               </w:rPr>
-              <w:t>0.036900</w:t>
+              <w:t>0.036700</w:t>
             </w:r>
           </w:p>
         </w:tc>
@@ -12480,7 +12480,7 @@
                 <w:color w:val="000000"/>
                 <w:sz w:val="18"/>
               </w:rPr>
-              <w:t>1343</w:t>
+              <w:t>1352</w:t>
             </w:r>
           </w:p>
         </w:tc>
@@ -12517,7 +12517,7 @@
                 <w:color w:val="000000"/>
                 <w:sz w:val="18"/>
               </w:rPr>
-              <w:t>0.011200</w:t>
+              <w:t>0.011100</w:t>
             </w:r>
           </w:p>
         </w:tc>
@@ -12593,7 +12593,7 @@
                 <w:color w:val="000000"/>
                 <w:sz w:val="18"/>
               </w:rPr>
-              <w:t>144</w:t>
+              <w:t>147</w:t>
             </w:r>
           </w:p>
         </w:tc>
@@ -12632,7 +12632,7 @@
                 <w:color w:val="000000"/>
                 <w:sz w:val="18"/>
               </w:rPr>
-              <w:t>0.076400</w:t>
+              <w:t>0.074800</w:t>
             </w:r>
           </w:p>
         </w:tc>
@@ -12706,7 +12706,7 @@
                 <w:color w:val="000000"/>
                 <w:sz w:val="18"/>
               </w:rPr>
-              <w:t>1222</w:t>
+              <w:t>1223</w:t>
             </w:r>
           </w:p>
         </w:tc>
@@ -13045,7 +13045,7 @@
                 <w:color w:val="000000"/>
                 <w:sz w:val="18"/>
               </w:rPr>
-              <w:t>246</w:t>
+              <w:t>247</w:t>
             </w:r>
           </w:p>
         </w:tc>
@@ -13084,7 +13084,7 @@
                 <w:color w:val="000000"/>
                 <w:sz w:val="18"/>
               </w:rPr>
-              <w:t>0.020300</w:t>
+              <w:t>0.020200</w:t>
             </w:r>
           </w:p>
         </w:tc>
@@ -13158,7 +13158,7 @@
                 <w:color w:val="000000"/>
                 <w:sz w:val="18"/>
               </w:rPr>
-              <w:t>743</w:t>
+              <w:t>752</w:t>
             </w:r>
           </w:p>
         </w:tc>
@@ -13195,7 +13195,7 @@
                 <w:color w:val="000000"/>
                 <w:sz w:val="18"/>
               </w:rPr>
-              <w:t>0.005400</w:t>
+              <w:t>0.005300</w:t>
             </w:r>
           </w:p>
         </w:tc>
@@ -13271,7 +13271,7 @@
                 <w:color w:val="000000"/>
                 <w:sz w:val="18"/>
               </w:rPr>
-              <w:t>835</w:t>
+              <w:t>839</w:t>
             </w:r>
           </w:p>
         </w:tc>
